--- a/session1/speech-prompt.docx
+++ b/session1/speech-prompt.docx
@@ -19,7 +19,13 @@
         <w:rPr>
           <w:lang w:val="en-GB"/>
         </w:rPr>
-        <w:t>head of the Managing Director of the Helmholtz Centre for Environmental Research (UFZ) Leipzig</w:t>
+        <w:t xml:space="preserve">head of the Managing Director of the Helmholtz Centre for Environmental Research (UFZ) </w:t>
+      </w:r>
+      <w:r>
+        <w:rPr>
+          <w:lang w:val="en-GB"/>
+        </w:rPr>
+        <w:t>Magdeburg</w:t>
       </w:r>
       <w:r>
         <w:t>. Write a speech about:</w:t>
@@ -32,15 +38,39 @@
           <w:ilvl w:val="0"/>
           <w:numId w:val="18"/>
         </w:numPr>
+        <w:rPr>
+          <w:sz w:val="16"/>
+          <w:szCs w:val="16"/>
+        </w:rPr>
       </w:pPr>
       <w:r>
         <w:rPr>
           <w:lang w:val="en-GB"/>
         </w:rPr>
-        <w:t>A new research building has been officially opened.</w:t>
-      </w:r>
-      <w:r>
-        <w:rPr>
+        <w:t xml:space="preserve">The institute will receive funding for </w:t>
+      </w:r>
+      <w:r>
+        <w:rPr>
+          <w:lang w:val="en-GB"/>
+        </w:rPr>
+        <w:t>new research building</w:t>
+      </w:r>
+      <w:r>
+        <w:rPr>
+          <w:lang w:val="en-GB"/>
+        </w:rPr>
+        <w:t xml:space="preserve"> and construction will start shortly</w:t>
+      </w:r>
+      <w:r>
+        <w:rPr>
+          <w:lang w:val="en-GB"/>
+        </w:rPr>
+        <w:t>.</w:t>
+      </w:r>
+      <w:r>
+        <w:rPr>
+          <w:sz w:val="16"/>
+          <w:szCs w:val="16"/>
           <w:lang w:val="en-GB"/>
         </w:rPr>
         <w:br/>
@@ -64,7 +94,22 @@
         <w:t xml:space="preserve">the UFZ </w:t>
       </w:r>
       <w:r>
-        <w:t>Leipzig, the city of Leipzig, and the entire region to rise to become the most important scientific hub in Germany.</w:t>
+        <w:rPr>
+          <w:lang w:val="en-GB"/>
+        </w:rPr>
+        <w:t>Magdeburg</w:t>
+      </w:r>
+      <w:r>
+        <w:t xml:space="preserve">, the city of </w:t>
+      </w:r>
+      <w:r>
+        <w:rPr>
+          <w:lang w:val="en-GB"/>
+        </w:rPr>
+        <w:t>Magdeburg</w:t>
+      </w:r>
+      <w:r>
+        <w:t>, and the entire region to rise to become the most important scientific hub in Germany.</w:t>
       </w:r>
     </w:p>
     <w:p>
@@ -121,7 +166,19 @@
         <w:rPr>
           <w:lang w:val="en-GB"/>
         </w:rPr>
-        <w:t>planned the building and pursued the project successfully.</w:t>
+        <w:t>planned the building</w:t>
+      </w:r>
+      <w:r>
+        <w:rPr>
+          <w:lang w:val="en-GB"/>
+        </w:rPr>
+        <w:t>, applied for the funding</w:t>
+      </w:r>
+      <w:r>
+        <w:rPr>
+          <w:lang w:val="en-GB"/>
+        </w:rPr>
+        <w:t xml:space="preserve"> and pursued the project successfully.</w:t>
       </w:r>
     </w:p>
     <w:p>
@@ -146,16 +203,13 @@
         </w:rPr>
       </w:pPr>
       <w:r>
-        <w:t>Michael Kretschmer</w:t>
+        <w:t>Simone Borris</w:t>
       </w:r>
       <w:r>
         <w:rPr>
           <w:lang w:val="en-GB"/>
         </w:rPr>
-        <w:t>, Saxon Minister President</w:t>
-      </w:r>
-      <w:r>
-        <w:t xml:space="preserve"> </w:t>
+        <w:t>, Major of Magdeburg</w:t>
       </w:r>
     </w:p>
     <w:p>
@@ -298,27 +352,6 @@
           <w:lang w:val="en-GB"/>
         </w:rPr>
         <w:t>Society</w:t>
-      </w:r>
-    </w:p>
-    <w:p>
-      <w:pPr>
-        <w:pStyle w:val="ListParagraph"/>
-        <w:numPr>
-          <w:ilvl w:val="0"/>
-          <w:numId w:val="17"/>
-        </w:numPr>
-        <w:rPr>
-          <w:lang w:val="en-GB"/>
-        </w:rPr>
-      </w:pPr>
-      <w:r>
-        <w:t>Clemens Schülke</w:t>
-      </w:r>
-      <w:r>
-        <w:rPr>
-          <w:lang w:val="en-GB"/>
-        </w:rPr>
-        <w:t>, Major for Economy of the City of Leipzig</w:t>
       </w:r>
     </w:p>
     <w:p>
